--- a/public/CV/Kathiravan_Senior_Software_Engineer_5.8Years.docx
+++ b/public/CV/Kathiravan_Senior_Software_Engineer_5.8Years.docx
@@ -216,7 +216,7 @@
           </mc:Choice>
           <mc:Fallback>
             <w:pict>
-              <v:shape w14:anchorId="533AB532" id="Graphic 1" o:spid="_x0000_s1026" style="position:absolute;margin-left:54pt;margin-top:3pt;width:7in;height:.1pt;z-index:15728640;visibility:visible;mso-wrap-style:square;mso-wrap-distance-left:0;mso-wrap-distance-top:0;mso-wrap-distance-right:0;mso-wrap-distance-bottom:0;mso-position-horizontal:absolute;mso-position-horizontal-relative:page;mso-position-vertical:absolute;mso-position-vertical-relative:text;v-text-anchor:top" coordsize="6400800,1270" o:gfxdata="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" path="m,l6400800,e" filled="f" strokeweight=".17561mm">
+              <v:shape w14:anchorId="560CD4E2" id="Graphic 1" o:spid="_x0000_s1026" style="position:absolute;margin-left:54pt;margin-top:3pt;width:7in;height:.1pt;z-index:15728640;visibility:visible;mso-wrap-style:square;mso-wrap-distance-left:0;mso-wrap-distance-top:0;mso-wrap-distance-right:0;mso-wrap-distance-bottom:0;mso-position-horizontal:absolute;mso-position-horizontal-relative:page;mso-position-vertical:absolute;mso-position-vertical-relative:text;v-text-anchor:top" coordsize="6400800,1270" o:gfxdata="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" path="m,l6400800,e" filled="f" strokeweight=".17561mm">
                 <v:path arrowok="t"/>
                 <w10:wrap anchorx="page"/>
               </v:shape>
@@ -2024,7 +2024,7 @@
           </mc:Choice>
           <mc:Fallback>
             <w:pict>
-              <v:shape w14:anchorId="28EDBBC3" id="Graphic 2" o:spid="_x0000_s1026" style="position:absolute;margin-left:54pt;margin-top:15.4pt;width:7in;height:.1pt;z-index:15729152;visibility:visible;mso-wrap-style:square;mso-wrap-distance-left:0;mso-wrap-distance-top:0;mso-wrap-distance-right:0;mso-wrap-distance-bottom:0;mso-position-horizontal:absolute;mso-position-horizontal-relative:page;mso-position-vertical:absolute;mso-position-vertical-relative:text;v-text-anchor:top" coordsize="6400800,1270" o:gfxdata="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" path="m,l6400800,e" filled="f" strokeweight=".17561mm">
+              <v:shape w14:anchorId="3DCA01D8" id="Graphic 2" o:spid="_x0000_s1026" style="position:absolute;margin-left:54pt;margin-top:15.4pt;width:7in;height:.1pt;z-index:15729152;visibility:visible;mso-wrap-style:square;mso-wrap-distance-left:0;mso-wrap-distance-top:0;mso-wrap-distance-right:0;mso-wrap-distance-bottom:0;mso-position-horizontal:absolute;mso-position-horizontal-relative:page;mso-position-vertical:absolute;mso-position-vertical-relative:text;v-text-anchor:top" coordsize="6400800,1270" o:gfxdata="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" path="m,l6400800,e" filled="f" strokeweight=".17561mm">
                 <v:path arrowok="t"/>
                 <w10:wrap anchorx="page"/>
               </v:shape>
@@ -2228,7 +2228,19 @@
         <w:rPr>
           <w:spacing w:val="-2"/>
         </w:rPr>
-        <w:t>v19,</w:t>
+        <w:t>v</w:t>
+      </w:r>
+      <w:r>
+        <w:rPr>
+          <w:spacing w:val="-2"/>
+        </w:rPr>
+        <w:t>21</w:t>
+      </w:r>
+      <w:r>
+        <w:rPr>
+          <w:spacing w:val="-2"/>
+        </w:rPr>
+        <w:t>,</w:t>
       </w:r>
       <w:r>
         <w:rPr>
@@ -2608,7 +2620,7 @@
           </mc:Choice>
           <mc:Fallback>
             <w:pict>
-              <v:shape w14:anchorId="62F4A7BB" id="Graphic 3" o:spid="_x0000_s1026" style="position:absolute;margin-left:54pt;margin-top:14.35pt;width:7in;height:.1pt;z-index:15729664;visibility:visible;mso-wrap-style:square;mso-wrap-distance-left:0;mso-wrap-distance-top:0;mso-wrap-distance-right:0;mso-wrap-distance-bottom:0;mso-position-horizontal:absolute;mso-position-horizontal-relative:page;mso-position-vertical:absolute;mso-position-vertical-relative:text;v-text-anchor:top" coordsize="6400800,1270" o:gfxdata="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" path="m,l6400800,e" filled="f" strokeweight=".17561mm">
+              <v:shape w14:anchorId="2D7C36FD" id="Graphic 3" o:spid="_x0000_s1026" style="position:absolute;margin-left:54pt;margin-top:14.35pt;width:7in;height:.1pt;z-index:15729664;visibility:visible;mso-wrap-style:square;mso-wrap-distance-left:0;mso-wrap-distance-top:0;mso-wrap-distance-right:0;mso-wrap-distance-bottom:0;mso-position-horizontal:absolute;mso-position-horizontal-relative:page;mso-position-vertical:absolute;mso-position-vertical-relative:text;v-text-anchor:top" coordsize="6400800,1270" o:gfxdata="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" path="m,l6400800,e" filled="f" strokeweight=".17561mm">
                 <v:path arrowok="t"/>
                 <w10:wrap anchorx="page"/>
               </v:shape>
@@ -2944,7 +2956,7 @@
           </mc:Choice>
           <mc:Fallback>
             <w:pict>
-              <v:shape w14:anchorId="4B6FBB33" id="Graphic 4" o:spid="_x0000_s1026" style="position:absolute;margin-left:54pt;margin-top:15.95pt;width:7in;height:.1pt;z-index:15730176;visibility:visible;mso-wrap-style:square;mso-wrap-distance-left:0;mso-wrap-distance-top:0;mso-wrap-distance-right:0;mso-wrap-distance-bottom:0;mso-position-horizontal:absolute;mso-position-horizontal-relative:page;mso-position-vertical:absolute;mso-position-vertical-relative:text;v-text-anchor:top" coordsize="6400800,1270" o:gfxdata="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" path="m,l6400800,e" filled="f" strokeweight=".17561mm">
+              <v:shape w14:anchorId="41C78948" id="Graphic 4" o:spid="_x0000_s1026" style="position:absolute;margin-left:54pt;margin-top:15.95pt;width:7in;height:.1pt;z-index:15730176;visibility:visible;mso-wrap-style:square;mso-wrap-distance-left:0;mso-wrap-distance-top:0;mso-wrap-distance-right:0;mso-wrap-distance-bottom:0;mso-position-horizontal:absolute;mso-position-horizontal-relative:page;mso-position-vertical:absolute;mso-position-vertical-relative:text;v-text-anchor:top" coordsize="6400800,1270" o:gfxdata="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" path="m,l6400800,e" filled="f" strokeweight=".17561mm">
                 <v:path arrowok="t"/>
                 <w10:wrap anchorx="page"/>
               </v:shape>
@@ -3267,7 +3279,7 @@
           </mc:Choice>
           <mc:Fallback>
             <w:pict>
-              <v:shape w14:anchorId="68F67EF6" id="Graphic 5" o:spid="_x0000_s1026" style="position:absolute;margin-left:54pt;margin-top:13.2pt;width:7in;height:.1pt;z-index:15730688;visibility:visible;mso-wrap-style:square;mso-wrap-distance-left:0;mso-wrap-distance-top:0;mso-wrap-distance-right:0;mso-wrap-distance-bottom:0;mso-position-horizontal:absolute;mso-position-horizontal-relative:page;mso-position-vertical:absolute;mso-position-vertical-relative:text;v-text-anchor:top" coordsize="6400800,1270" o:gfxdata="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" path="m,l6400800,e" filled="f" strokeweight=".17561mm">
+              <v:shape w14:anchorId="473E40FC" id="Graphic 5" o:spid="_x0000_s1026" style="position:absolute;margin-left:54pt;margin-top:13.2pt;width:7in;height:.1pt;z-index:15730688;visibility:visible;mso-wrap-style:square;mso-wrap-distance-left:0;mso-wrap-distance-top:0;mso-wrap-distance-right:0;mso-wrap-distance-bottom:0;mso-position-horizontal:absolute;mso-position-horizontal-relative:page;mso-position-vertical:absolute;mso-position-vertical-relative:text;v-text-anchor:top" coordsize="6400800,1270" o:gfxdata="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" path="m,l6400800,e" filled="f" strokeweight=".17561mm">
                 <v:path arrowok="t"/>
                 <w10:wrap anchorx="page"/>
               </v:shape>
